--- a/assets/ISFV22_Abstract_template_CC-BY-ND.docx
+++ b/assets/ISFV22_Abstract_template_CC-BY-ND.docx
@@ -302,7 +302,23 @@
           <w:i w:val="0"/>
           <w:sz w:val="20"/>
         </w:rPr>
-        <w:t>This document serves as the abstract template for the 22nd International Symposium on Flow Visualization (ISFV22), which will be held at Universidad Carlos III de Madrid, Madrid, Spain, from 11–15 July 2027. Authors are kindly requested to follow these guidelines when preparing their submissions.</w:t>
+        <w:t xml:space="preserve">This document serves as the abstract template for the 22nd International Symposium on Flow Visualization (ISFV22), which will be held at Universidad Carlos III de Madrid, Madrid, Spain, from 11–15 July 2027. Authors are kindly requested to follow these guidelines when preparing their submissions. The abstract must not exceed </w:t>
+      </w:r>
+      <w:r>
+        <w:rPr>
+          <w:b/>
+          <w:i w:val="0"/>
+          <w:sz w:val="20"/>
+        </w:rPr>
+        <w:t>two pages</w:t>
+      </w:r>
+      <w:r>
+        <w:rPr>
+          <w:b w:val="0"/>
+          <w:i w:val="0"/>
+          <w:sz w:val="20"/>
+        </w:rPr>
+        <w:t xml:space="preserve">, including figures, tables and references; there is no word limit. It is submitted as a single PDF of no more than 20 MB.</w:t>
       </w:r>
     </w:p>
     <w:p>
